--- a/doc/task/检视情况/资料检视@何嘉文.docx
+++ b/doc/task/检视情况/资料检视@何嘉文.docx
@@ -1876,6 +1876,7 @@
           <w:lang w:eastAsia="zh-CN"/>
         </w:rPr>
       </w:pPr>
+      <w:bookmarkStart w:id="0" w:name="_GoBack"/>
       <w:r>
         <w:rPr>
           <w:rFonts w:hint="eastAsia"/>
@@ -1884,6 +1885,7 @@
         </w:rPr>
         <w:t>已修改</w:t>
       </w:r>
+      <w:bookmarkEnd w:id="0"/>
     </w:p>
     <w:p>
       <w:pPr>
@@ -1915,7 +1917,11 @@
       </w:r>
     </w:p>
     <w:p>
-      <w:pPr/>
+      <w:pPr>
+        <w:rPr>
+          <w:rFonts w:hint="eastAsia"/>
+        </w:rPr>
+      </w:pPr>
       <w:r>
         <w:drawing>
           <wp:inline distT="0" distB="0" distL="0" distR="0">
@@ -1966,22 +1972,6 @@
     </w:p>
     <w:p>
       <w:pPr>
-        <w:rPr>
-          <w:rFonts w:hint="eastAsia" w:eastAsiaTheme="minorEastAsia"/>
-          <w:lang w:eastAsia="zh-CN"/>
-        </w:rPr>
-      </w:pPr>
-      <w:r>
-        <w:rPr>
-          <w:rFonts w:hint="eastAsia"/>
-          <w:color w:val="0000FF"/>
-          <w:lang w:eastAsia="zh-CN"/>
-        </w:rPr>
-        <w:t>已修改</w:t>
-      </w:r>
-    </w:p>
-    <w:p>
-      <w:pPr>
         <w:pStyle w:val="4"/>
         <w:numPr>
           <w:ilvl w:val="0"/>
@@ -2055,18 +2045,9 @@
     <w:p>
       <w:pPr>
         <w:rPr>
-          <w:rFonts w:hint="eastAsia" w:eastAsiaTheme="minorEastAsia"/>
-          <w:lang w:eastAsia="zh-CN"/>
-        </w:rPr>
-      </w:pPr>
-      <w:r>
-        <w:rPr>
-          <w:rFonts w:hint="eastAsia"/>
-          <w:color w:val="0000FF"/>
-          <w:lang w:eastAsia="zh-CN"/>
-        </w:rPr>
-        <w:t>不需要修改</w:t>
-      </w:r>
+          <w:rFonts w:hint="eastAsia"/>
+        </w:rPr>
+      </w:pPr>
     </w:p>
     <w:p>
       <w:pPr>
@@ -2228,33 +2209,6 @@
         </w:drawing>
       </w:r>
     </w:p>
-    <w:p>
-      <w:pPr>
-        <w:rPr>
-          <w:rFonts w:hint="eastAsia" w:eastAsiaTheme="minorEastAsia"/>
-          <w:color w:val="0000FF"/>
-          <w:lang w:eastAsia="zh-CN"/>
-        </w:rPr>
-      </w:pPr>
-      <w:bookmarkStart w:id="0" w:name="_GoBack"/>
-      <w:r>
-        <w:rPr>
-          <w:rFonts w:hint="eastAsia"/>
-          <w:color w:val="0000FF"/>
-          <w:lang w:val="en-US" w:eastAsia="zh-CN"/>
-        </w:rPr>
-        <w:t>表格宽度不能控制的, 例子</w:t>
-      </w:r>
-      <w:r>
-        <w:rPr>
-          <w:rFonts w:hint="eastAsia"/>
-          <w:color w:val="0000FF"/>
-          <w:lang w:eastAsia="zh-CN"/>
-        </w:rPr>
-        <w:t>已修改</w:t>
-      </w:r>
-    </w:p>
-    <w:bookmarkEnd w:id="0"/>
     <w:sectPr>
       <w:pgSz w:w="11906" w:h="16838"/>
       <w:pgMar w:top="1440" w:right="1800" w:bottom="1440" w:left="1800" w:header="851" w:footer="992" w:gutter="0"/>
